--- a/Ref/Report/Nghia_Report.docx
+++ b/Ref/Report/Nghia_Report.docx
@@ -631,6 +631,78 @@
     <w:p>
       <w:pPr>
         <w:pStyle w:val="ListParagraph"/>
+        <w:rPr>
+          <w:rFonts w:ascii="Times New Roman" w:hAnsi="Times New Roman" w:cs="Times New Roman"/>
+          <w:sz w:val="28"/>
+          <w:szCs w:val="28"/>
+          <w:lang w:val="en-US"/>
+        </w:rPr>
+      </w:pPr>
+      <w:r>
+        <w:rPr>
+          <w:rFonts w:ascii="Times New Roman" w:hAnsi="Times New Roman" w:cs="Times New Roman"/>
+          <w:noProof/>
+          <w:sz w:val="28"/>
+          <w:szCs w:val="28"/>
+          <w:lang w:val="en-US"/>
+        </w:rPr>
+        <w:drawing>
+          <wp:inline distT="0" distB="0" distL="0" distR="0" wp14:anchorId="5A635510" wp14:editId="1F584ECE">
+            <wp:extent cx="6219623" cy="6162595"/>
+            <wp:effectExtent l="0" t="0" r="0" b="0"/>
+            <wp:docPr id="698169503" name="Picture 1"/>
+            <wp:cNvGraphicFramePr>
+              <a:graphicFrameLocks xmlns:a="http://schemas.openxmlformats.org/drawingml/2006/main" noChangeAspect="1"/>
+            </wp:cNvGraphicFramePr>
+            <a:graphic xmlns:a="http://schemas.openxmlformats.org/drawingml/2006/main">
+              <a:graphicData uri="http://schemas.openxmlformats.org/drawingml/2006/picture">
+                <pic:pic xmlns:pic="http://schemas.openxmlformats.org/drawingml/2006/picture">
+                  <pic:nvPicPr>
+                    <pic:cNvPr id="698169503" name="Picture 698169503"/>
+                    <pic:cNvPicPr/>
+                  </pic:nvPicPr>
+                  <pic:blipFill>
+                    <a:blip r:embed="rId6">
+                      <a:extLst>
+                        <a:ext uri="{28A0092B-C50C-407E-A947-70E740481C1C}">
+                          <a14:useLocalDpi xmlns:a14="http://schemas.microsoft.com/office/drawing/2010/main" val="0"/>
+                        </a:ext>
+                      </a:extLst>
+                    </a:blip>
+                    <a:stretch>
+                      <a:fillRect/>
+                    </a:stretch>
+                  </pic:blipFill>
+                  <pic:spPr>
+                    <a:xfrm>
+                      <a:off x="0" y="0"/>
+                      <a:ext cx="6224599" cy="6167525"/>
+                    </a:xfrm>
+                    <a:prstGeom prst="rect">
+                      <a:avLst/>
+                    </a:prstGeom>
+                  </pic:spPr>
+                </pic:pic>
+              </a:graphicData>
+            </a:graphic>
+          </wp:inline>
+        </w:drawing>
+      </w:r>
+    </w:p>
+    <w:p>
+      <w:pPr>
+        <w:pStyle w:val="ListParagraph"/>
+        <w:rPr>
+          <w:rFonts w:ascii="Times New Roman" w:hAnsi="Times New Roman" w:cs="Times New Roman"/>
+          <w:sz w:val="28"/>
+          <w:szCs w:val="28"/>
+          <w:lang w:val="en-US"/>
+        </w:rPr>
+      </w:pPr>
+    </w:p>
+    <w:p>
+      <w:pPr>
+        <w:pStyle w:val="ListParagraph"/>
         <w:numPr>
           <w:ilvl w:val="0"/>
           <w:numId w:val="1"/>
@@ -651,6 +723,7 @@
           <w:szCs w:val="28"/>
           <w:lang w:val="en-US"/>
         </w:rPr>
+        <w:lastRenderedPageBreak/>
         <w:t>Hướng phát triển cho đề tài</w:t>
       </w:r>
     </w:p>
